--- a/skills/hsdt-forms/templates/PC-9A/TT79-M06A.docx
+++ b/skills/hsdt-forms/templates/PC-9A/TT79-M06A.docx
@@ -21,7 +21,6 @@
           <w:szCs w:val="28"/>
           <w:lang w:val="es-ES_tradnl"/>
         </w:rPr>
-        <w:br w:type="page"/>
       </w:r>
       <w:bookmarkEnd w:id="172"/>
       <w:r>
